--- a/verificables revisión sistemática/S0_informe_editorial.docx
+++ b/verificables revisión sistemática/S0_informe_editorial.docx
@@ -87,6 +87,317 @@
       </w:pPr>
       <w:r>
         <w:t>La declaración de uso de IA cumple las recomendaciones del ICMJE.</w:t>
+      </w:r>
+    </w:p>
+    <w:p>
+      <w:pPr>
+        <w:pStyle w:val="ListBullet"/>
+      </w:pPr>
+      <w:r>
+        <w:t>El criterio de idioma no se da por supuesto en ningún informe. Se verificó contra el campo de idioma de la fuente y, en los 62 estudios con PDF, contra el texto completo. Esa comprobación detectó dos estudios cuyos metadatos declaraban inglés y cuyo artículo está en ruso, que se excluyeron: sin abrir el PDF se habrían quedado dentro. Los 234 informes incluidos quedan con evidencia nombrada y ninguno sin prueba (S9 y S10).</w:t>
+      </w:r>
+    </w:p>
+    <w:p>
+      <w:pPr>
+        <w:pStyle w:val="Heading1"/>
+      </w:pPr>
+      <w:r>
+        <w:t>Sobre la restricción de idioma</w:t>
+      </w:r>
+    </w:p>
+    <w:p>
+      <w:r>
+        <w:t>La revisión restringe la elegibilidad a informes en inglés o español. El criterio se adoptó con el cribado ya cerrado y está declarado como enmienda en §2.9, con su impacto medido. Como editor lo acepto declarado, pero advierto de la objeción que le van a plantear y que el manuscrito debe seguir respondiendo con claridad: el propio artículo demuestra que los diseños comparativos se concentran en la literatura de Europa del Este, y el criterio deja fuera precisamente esa literatura. La respuesta actual -- que la búsqueda sí la recuperó, que la revisión documenta su existencia y su tamaño, y que declara no poder pronunciarse sobre su contenido -- es defendible. Debe mantenerse en Discusión y no diluirse.</w:t>
+      </w:r>
+    </w:p>
+    <w:tbl>
+      <w:tblPr>
+        <w:tblStyle w:val="LightGrid-Accent1"/>
+        <w:tblW w:type="auto" w:w="0"/>
+        <w:tblLook w:firstColumn="1" w:firstRow="1" w:lastColumn="0" w:lastRow="0" w:noHBand="0" w:noVBand="1" w:val="04A0"/>
+      </w:tblPr>
+      <w:tblGrid>
+        <w:gridCol w:w="3249"/>
+        <w:gridCol w:w="3249"/>
+        <w:gridCol w:w="3249"/>
+      </w:tblGrid>
+      <w:tr>
+        <w:tc>
+          <w:tcPr>
+            <w:tcW w:type="dxa" w:w="3969"/>
+          </w:tcPr>
+          <w:p>
+            <w:r/>
+            <w:r>
+              <w:rPr>
+                <w:b/>
+                <w:sz w:val="18"/>
+              </w:rPr>
+              <w:t>Efecto del criterio</w:t>
+            </w:r>
+          </w:p>
+        </w:tc>
+        <w:tc>
+          <w:tcPr>
+            <w:tcW w:type="dxa" w:w="2494"/>
+          </w:tcPr>
+          <w:p>
+            <w:r/>
+            <w:r>
+              <w:rPr>
+                <w:b/>
+                <w:sz w:val="18"/>
+              </w:rPr>
+              <w:t>Antes</w:t>
+            </w:r>
+          </w:p>
+        </w:tc>
+        <w:tc>
+          <w:tcPr>
+            <w:tcW w:type="dxa" w:w="2494"/>
+          </w:tcPr>
+          <w:p>
+            <w:r/>
+            <w:r>
+              <w:rPr>
+                <w:b/>
+                <w:sz w:val="18"/>
+              </w:rPr>
+              <w:t>Después</w:t>
+            </w:r>
+          </w:p>
+        </w:tc>
+      </w:tr>
+      <w:tr>
+        <w:tc>
+          <w:tcPr>
+            <w:tcW w:type="dxa" w:w="3969"/>
+          </w:tcPr>
+          <w:p>
+            <w:r/>
+            <w:r>
+              <w:rPr>
+                <w:sz w:val="18"/>
+              </w:rPr>
+              <w:t>Estudios</w:t>
+            </w:r>
+          </w:p>
+        </w:tc>
+        <w:tc>
+          <w:tcPr>
+            <w:tcW w:type="dxa" w:w="2494"/>
+          </w:tcPr>
+          <w:p>
+            <w:r/>
+            <w:r>
+              <w:rPr>
+                <w:sz w:val="18"/>
+              </w:rPr>
+              <w:t>219</w:t>
+            </w:r>
+          </w:p>
+        </w:tc>
+        <w:tc>
+          <w:tcPr>
+            <w:tcW w:type="dxa" w:w="2494"/>
+          </w:tcPr>
+          <w:p>
+            <w:r/>
+            <w:r>
+              <w:rPr>
+                <w:sz w:val="18"/>
+              </w:rPr>
+              <w:t>185</w:t>
+            </w:r>
+          </w:p>
+        </w:tc>
+      </w:tr>
+      <w:tr>
+        <w:tc>
+          <w:tcPr>
+            <w:tcW w:type="dxa" w:w="3969"/>
+          </w:tcPr>
+          <w:p>
+            <w:r/>
+            <w:r>
+              <w:rPr>
+                <w:sz w:val="18"/>
+              </w:rPr>
+              <w:t>Con publicación recuperable</w:t>
+            </w:r>
+          </w:p>
+        </w:tc>
+        <w:tc>
+          <w:tcPr>
+            <w:tcW w:type="dxa" w:w="2494"/>
+          </w:tcPr>
+          <w:p>
+            <w:r/>
+            <w:r>
+              <w:rPr>
+                <w:sz w:val="18"/>
+              </w:rPr>
+              <w:t>159</w:t>
+            </w:r>
+          </w:p>
+        </w:tc>
+        <w:tc>
+          <w:tcPr>
+            <w:tcW w:type="dxa" w:w="2494"/>
+          </w:tcPr>
+          <w:p>
+            <w:r/>
+            <w:r>
+              <w:rPr>
+                <w:sz w:val="18"/>
+              </w:rPr>
+              <w:t>125</w:t>
+            </w:r>
+          </w:p>
+        </w:tc>
+      </w:tr>
+      <w:tr>
+        <w:tc>
+          <w:tcPr>
+            <w:tcW w:type="dxa" w:w="3969"/>
+          </w:tcPr>
+          <w:p>
+            <w:r/>
+            <w:r>
+              <w:rPr>
+                <w:sz w:val="18"/>
+              </w:rPr>
+              <w:t>Diseños comparativos</w:t>
+            </w:r>
+          </w:p>
+        </w:tc>
+        <w:tc>
+          <w:tcPr>
+            <w:tcW w:type="dxa" w:w="2494"/>
+          </w:tcPr>
+          <w:p>
+            <w:r/>
+            <w:r>
+              <w:rPr>
+                <w:sz w:val="18"/>
+              </w:rPr>
+              <w:t>41</w:t>
+            </w:r>
+          </w:p>
+        </w:tc>
+        <w:tc>
+          <w:tcPr>
+            <w:tcW w:type="dxa" w:w="2494"/>
+          </w:tcPr>
+          <w:p>
+            <w:r/>
+            <w:r>
+              <w:rPr>
+                <w:sz w:val="18"/>
+              </w:rPr>
+              <w:t>24</w:t>
+            </w:r>
+          </w:p>
+        </w:tc>
+      </w:tr>
+      <w:tr>
+        <w:tc>
+          <w:tcPr>
+            <w:tcW w:type="dxa" w:w="3969"/>
+          </w:tcPr>
+          <w:p>
+            <w:r/>
+            <w:r>
+              <w:rPr>
+                <w:sz w:val="18"/>
+              </w:rPr>
+              <w:t>Ensayos aleatorizados</w:t>
+            </w:r>
+          </w:p>
+        </w:tc>
+        <w:tc>
+          <w:tcPr>
+            <w:tcW w:type="dxa" w:w="2494"/>
+          </w:tcPr>
+          <w:p>
+            <w:r/>
+            <w:r>
+              <w:rPr>
+                <w:sz w:val="18"/>
+              </w:rPr>
+              <w:t>21</w:t>
+            </w:r>
+          </w:p>
+        </w:tc>
+        <w:tc>
+          <w:tcPr>
+            <w:tcW w:type="dxa" w:w="2494"/>
+          </w:tcPr>
+          <w:p>
+            <w:r/>
+            <w:r>
+              <w:rPr>
+                <w:sz w:val="18"/>
+              </w:rPr>
+              <w:t>16</w:t>
+            </w:r>
+          </w:p>
+        </w:tc>
+      </w:tr>
+      <w:tr>
+        <w:tc>
+          <w:tcPr>
+            <w:tcW w:type="dxa" w:w="3969"/>
+          </w:tcPr>
+          <w:p>
+            <w:r/>
+            <w:r>
+              <w:rPr>
+                <w:sz w:val="18"/>
+              </w:rPr>
+              <w:t>Estudios de procedencia rusa</w:t>
+            </w:r>
+          </w:p>
+        </w:tc>
+        <w:tc>
+          <w:tcPr>
+            <w:tcW w:type="dxa" w:w="2494"/>
+          </w:tcPr>
+          <w:p>
+            <w:r/>
+            <w:r>
+              <w:rPr>
+                <w:sz w:val="18"/>
+              </w:rPr>
+              <w:t>34</w:t>
+            </w:r>
+          </w:p>
+        </w:tc>
+        <w:tc>
+          <w:tcPr>
+            <w:tcW w:type="dxa" w:w="2494"/>
+          </w:tcPr>
+          <w:p>
+            <w:r/>
+            <w:r>
+              <w:rPr>
+                <w:sz w:val="18"/>
+              </w:rPr>
+              <w:t>8</w:t>
+            </w:r>
+          </w:p>
+        </w:tc>
+      </w:tr>
+    </w:tbl>
+    <w:p/>
+    <w:p>
+      <w:r>
+        <w:rPr>
+          <w:i/>
+          <w:color w:val="444444"/>
+          <w:sz w:val="17"/>
+        </w:rPr>
+        <w:t>De los 34 estudios eliminados, dos se detectaron solo al leer el PDF: sus metadatos declaraban inglés y el artículo está en ruso. Se pierde además Ronit 2024, del conjunto de control positivo.</w:t>
       </w:r>
     </w:p>
     <w:p>
